--- a/Key Documents/Word Doc Versions/TfL User Guide.docx
+++ b/Key Documents/Word Doc Versions/TfL User Guide.docx
@@ -122,16 +122,14 @@
           <w:b/>
           <w:color w:val="0F172A"/>
         </w:rPr>
-        <w:t>8. Demonstration script</w:t>
+        <w:t>8</w:t>
       </w:r>
-    </w:p>
-    <w:p>
       <w:r>
         <w:rPr>
           <w:b/>
           <w:color w:val="0F172A"/>
         </w:rPr>
-        <w:t>9. Troubleshooting</w:t>
+        <w:t>. Troubleshooting</w:t>
       </w:r>
     </w:p>
     <w:p>
@@ -1091,373 +1089,10 @@
         <w:pStyle w:val="Heading1"/>
       </w:pPr>
       <w:r>
-        <w:t>8. Suggested Demonstration Script</w:t>
+        <w:t>8</w:t>
       </w:r>
-    </w:p>
-    <w:tbl>
-      <w:tblPr>
-        <w:tblStyle w:val="TableGrid"/>
-        <w:tblW w:w="0" w:type="auto"/>
-        <w:jc w:val="center"/>
-        <w:tblLook w:val="04A0" w:firstRow="1" w:lastRow="0" w:firstColumn="1" w:lastColumn="0" w:noHBand="0" w:noVBand="1"/>
-      </w:tblPr>
-      <w:tblGrid>
-        <w:gridCol w:w="5040"/>
-        <w:gridCol w:w="5040"/>
-      </w:tblGrid>
-      <w:tr>
-        <w:trPr>
-          <w:jc w:val="center"/>
-        </w:trPr>
-        <w:tc>
-          <w:tcPr>
-            <w:tcW w:w="5040" w:type="dxa"/>
-            <w:shd w:val="clear" w:color="auto" w:fill="0F172A"/>
-            <w:vAlign w:val="center"/>
-          </w:tcPr>
-          <w:p>
-            <w:r>
-              <w:rPr>
-                <w:b/>
-                <w:color w:val="FFFFFF"/>
-                <w:sz w:val="18"/>
-              </w:rPr>
-              <w:t>Demo stage</w:t>
-            </w:r>
-          </w:p>
-        </w:tc>
-        <w:tc>
-          <w:tcPr>
-            <w:tcW w:w="5040" w:type="dxa"/>
-            <w:shd w:val="clear" w:color="auto" w:fill="0F172A"/>
-            <w:vAlign w:val="center"/>
-          </w:tcPr>
-          <w:p>
-            <w:r>
-              <w:rPr>
-                <w:b/>
-                <w:color w:val="FFFFFF"/>
-                <w:sz w:val="18"/>
-              </w:rPr>
-              <w:t>What to do</w:t>
-            </w:r>
-          </w:p>
-        </w:tc>
-      </w:tr>
-      <w:tr>
-        <w:trPr>
-          <w:jc w:val="center"/>
-        </w:trPr>
-        <w:tc>
-          <w:tcPr>
-            <w:tcW w:w="5040" w:type="dxa"/>
-          </w:tcPr>
-          <w:p>
-            <w:r>
-              <w:rPr>
-                <w:color w:val="0F172A"/>
-                <w:sz w:val="18"/>
-              </w:rPr>
-              <w:t>Opening statement</w:t>
-            </w:r>
-          </w:p>
-        </w:tc>
-        <w:tc>
-          <w:tcPr>
-            <w:tcW w:w="5040" w:type="dxa"/>
-          </w:tcPr>
-          <w:p>
-            <w:r>
-              <w:rPr>
-                <w:color w:val="0F172A"/>
-                <w:sz w:val="18"/>
-              </w:rPr>
-              <w:t xml:space="preserve">This is an interactive TfL What-If Simulator that combines a graph-based Underground model with live service context and </w:t>
-            </w:r>
-            <w:r>
-              <w:rPr>
-                <w:color w:val="0F172A"/>
-                <w:sz w:val="18"/>
-              </w:rPr>
-              <w:lastRenderedPageBreak/>
-              <w:t>hypothetical disruption modelling.</w:t>
-            </w:r>
-          </w:p>
-        </w:tc>
-      </w:tr>
-      <w:tr>
-        <w:trPr>
-          <w:jc w:val="center"/>
-        </w:trPr>
-        <w:tc>
-          <w:tcPr>
-            <w:tcW w:w="5040" w:type="dxa"/>
-          </w:tcPr>
-          <w:p>
-            <w:r>
-              <w:rPr>
-                <w:color w:val="0F172A"/>
-                <w:sz w:val="18"/>
-              </w:rPr>
-              <w:lastRenderedPageBreak/>
-              <w:t>Normal route planning</w:t>
-            </w:r>
-          </w:p>
-        </w:tc>
-        <w:tc>
-          <w:tcPr>
-            <w:tcW w:w="5040" w:type="dxa"/>
-          </w:tcPr>
-          <w:p>
-            <w:r>
-              <w:rPr>
-                <w:color w:val="0F172A"/>
-                <w:sz w:val="18"/>
-              </w:rPr>
-              <w:t>I will select a start station and destination station. The system calculates a route using weighted graph traversal and highlights it on the map.</w:t>
-            </w:r>
-          </w:p>
-        </w:tc>
-      </w:tr>
-      <w:tr>
-        <w:trPr>
-          <w:jc w:val="center"/>
-        </w:trPr>
-        <w:tc>
-          <w:tcPr>
-            <w:tcW w:w="5040" w:type="dxa"/>
-          </w:tcPr>
-          <w:p>
-            <w:r>
-              <w:rPr>
-                <w:color w:val="0F172A"/>
-                <w:sz w:val="18"/>
-              </w:rPr>
-              <w:t>Route visibility</w:t>
-            </w:r>
-          </w:p>
-        </w:tc>
-        <w:tc>
-          <w:tcPr>
-            <w:tcW w:w="5040" w:type="dxa"/>
-          </w:tcPr>
-          <w:p>
-            <w:r>
-              <w:rPr>
-                <w:color w:val="0F172A"/>
-                <w:sz w:val="18"/>
-              </w:rPr>
-              <w:t>After selecting the route, the camera adjusts to show the route clearly, reducing manual panning and zooming.</w:t>
-            </w:r>
-          </w:p>
-        </w:tc>
-      </w:tr>
-      <w:tr>
-        <w:trPr>
-          <w:jc w:val="center"/>
-        </w:trPr>
-        <w:tc>
-          <w:tcPr>
-            <w:tcW w:w="5040" w:type="dxa"/>
-          </w:tcPr>
-          <w:p>
-            <w:r>
-              <w:rPr>
-                <w:color w:val="0F172A"/>
-                <w:sz w:val="18"/>
-              </w:rPr>
-              <w:t>What-If discoverability</w:t>
-            </w:r>
-          </w:p>
-        </w:tc>
-        <w:tc>
-          <w:tcPr>
-            <w:tcW w:w="5040" w:type="dxa"/>
-          </w:tcPr>
-          <w:p>
-            <w:r>
-              <w:rPr>
-                <w:color w:val="0F172A"/>
-                <w:sz w:val="18"/>
-              </w:rPr>
-              <w:t>Based on questionnaire feedback, the What-If toggle has been moved onto the main map screen so users can find it quickly.</w:t>
-            </w:r>
-          </w:p>
-        </w:tc>
-      </w:tr>
-      <w:tr>
-        <w:trPr>
-          <w:jc w:val="center"/>
-        </w:trPr>
-        <w:tc>
-          <w:tcPr>
-            <w:tcW w:w="5040" w:type="dxa"/>
-          </w:tcPr>
-          <w:p>
-            <w:r>
-              <w:rPr>
-                <w:color w:val="0F172A"/>
-                <w:sz w:val="18"/>
-              </w:rPr>
-              <w:t>Station closure</w:t>
-            </w:r>
-          </w:p>
-        </w:tc>
-        <w:tc>
-          <w:tcPr>
-            <w:tcW w:w="5040" w:type="dxa"/>
-          </w:tcPr>
-          <w:p>
-            <w:r>
-              <w:rPr>
-                <w:color w:val="0F172A"/>
-                <w:sz w:val="18"/>
-              </w:rPr>
-              <w:t>I will close a station and rerun the route. The route now avoids the closed station where possible.</w:t>
-            </w:r>
-          </w:p>
-        </w:tc>
-      </w:tr>
-      <w:tr>
-        <w:trPr>
-          <w:jc w:val="center"/>
-        </w:trPr>
-        <w:tc>
-          <w:tcPr>
-            <w:tcW w:w="5040" w:type="dxa"/>
-          </w:tcPr>
-          <w:p>
-            <w:r>
-              <w:rPr>
-                <w:color w:val="0F172A"/>
-                <w:sz w:val="18"/>
-              </w:rPr>
-              <w:t>Line closure</w:t>
-            </w:r>
-          </w:p>
-        </w:tc>
-        <w:tc>
-          <w:tcPr>
-            <w:tcW w:w="5040" w:type="dxa"/>
-          </w:tcPr>
-          <w:p>
-            <w:r>
-              <w:rPr>
-                <w:color w:val="0F172A"/>
-                <w:sz w:val="18"/>
-              </w:rPr>
-              <w:t>I will close a full line. This removes that line from the routing options and demonstrates network disruption simulation.</w:t>
-            </w:r>
-          </w:p>
-        </w:tc>
-      </w:tr>
-      <w:tr>
-        <w:trPr>
-          <w:jc w:val="center"/>
-        </w:trPr>
-        <w:tc>
-          <w:tcPr>
-            <w:tcW w:w="5040" w:type="dxa"/>
-          </w:tcPr>
-          <w:p>
-            <w:r>
-              <w:rPr>
-                <w:color w:val="0F172A"/>
-                <w:sz w:val="18"/>
-              </w:rPr>
-              <w:t>Scenario persistence</w:t>
-            </w:r>
-          </w:p>
-        </w:tc>
-        <w:tc>
-          <w:tcPr>
-            <w:tcW w:w="5040" w:type="dxa"/>
-          </w:tcPr>
-          <w:p>
-            <w:r>
-              <w:rPr>
-                <w:color w:val="0F172A"/>
-                <w:sz w:val="18"/>
-              </w:rPr>
-              <w:t>I will save this disruption as a scenario, reset/change the state, and then reload the scenario from browser storage.</w:t>
-            </w:r>
-          </w:p>
-        </w:tc>
-      </w:tr>
-      <w:tr>
-        <w:trPr>
-          <w:jc w:val="center"/>
-        </w:trPr>
-        <w:tc>
-          <w:tcPr>
-            <w:tcW w:w="5040" w:type="dxa"/>
-          </w:tcPr>
-          <w:p>
-            <w:r>
-              <w:rPr>
-                <w:color w:val="0F172A"/>
-                <w:sz w:val="18"/>
-              </w:rPr>
-              <w:t>Live context</w:t>
-            </w:r>
-          </w:p>
-        </w:tc>
-        <w:tc>
-          <w:tcPr>
-            <w:tcW w:w="5040" w:type="dxa"/>
-          </w:tcPr>
-          <w:p>
-            <w:r>
-              <w:rPr>
-                <w:color w:val="0F172A"/>
-                <w:sz w:val="18"/>
-              </w:rPr>
-              <w:t>Outside What-If mode, the application can show live line status and train movement with fallback handling if TfL data is unavailable.</w:t>
-            </w:r>
-          </w:p>
-        </w:tc>
-      </w:tr>
-      <w:tr>
-        <w:trPr>
-          <w:jc w:val="center"/>
-        </w:trPr>
-        <w:tc>
-          <w:tcPr>
-            <w:tcW w:w="5040" w:type="dxa"/>
-          </w:tcPr>
-          <w:p>
-            <w:r>
-              <w:rPr>
-                <w:color w:val="0F172A"/>
-                <w:sz w:val="18"/>
-              </w:rPr>
-              <w:t>Closing statement</w:t>
-            </w:r>
-          </w:p>
-        </w:tc>
-        <w:tc>
-          <w:tcPr>
-            <w:tcW w:w="5040" w:type="dxa"/>
-          </w:tcPr>
-          <w:p>
-            <w:r>
-              <w:rPr>
-                <w:color w:val="0F172A"/>
-                <w:sz w:val="18"/>
-              </w:rPr>
-              <w:t>The system demonstrates map interaction, graph routing, live data integration, user-centred UI iteration and lightweight scenario persistence.</w:t>
-            </w:r>
-          </w:p>
-        </w:tc>
-      </w:tr>
-    </w:tbl>
-    <w:p/>
-    <w:p>
-      <w:pPr>
-        <w:pStyle w:val="Heading1"/>
-      </w:pPr>
       <w:r>
-        <w:t>9. Troubleshooting</w:t>
+        <w:t>. Troubleshooting</w:t>
       </w:r>
     </w:p>
     <w:tbl>
@@ -1589,6 +1224,7 @@
                 <w:color w:val="0F172A"/>
                 <w:sz w:val="18"/>
               </w:rPr>
+              <w:lastRenderedPageBreak/>
               <w:t>Routes do not calculate</w:t>
             </w:r>
           </w:p>

--- a/Key Documents/Word Doc Versions/TfL User Guide.docx
+++ b/Key Documents/Word Doc Versions/TfL User Guide.docx
@@ -1605,6 +1605,9 @@
       <w:pStyle w:val="Header"/>
       <w:jc w:val="right"/>
     </w:pPr>
+    <w:r>
+      <w:t>London Underground What-If Simulation | COMP6030 Final Year Project</w:t>
+    </w:r>
   </w:p>
 </w:hdr>
 </file>
@@ -2420,7 +2423,6 @@
   <w:style w:type="character" w:default="1" w:styleId="DefaultParagraphFont">
     <w:name w:val="Default Paragraph Font"/>
     <w:uiPriority w:val="1"/>
-    <w:semiHidden/>
     <w:unhideWhenUsed/>
   </w:style>
   <w:style w:type="table" w:default="1" w:styleId="TableNormal">
